--- a/zaini_case_audit_output/outputs/word/documents/002_إخطار بمطالبة مالية مقدم بتاريخ 14_7_2024م والخاص بالمبلغ المحكوم به للسيد_ عدنا.docx
+++ b/zaini_case_audit_output/outputs/word/documents/002_إخطار بمطالبة مالية مقدم بتاريخ 14_7_2024م والخاص بالمبلغ المحكوم به للسيد_ عدنا.docx
@@ -78,7 +78,7 @@
           <w:b w:val="0"/>
           <w:i w:val="0"/>
         </w:rPr>
-        <w:t>ةيلام ةبلاطمب راطخإ</w:t>
+        <w:t>إخطار بمطالبة مالية</w:t>
       </w:r>
     </w:p>
     <w:p>

--- a/zaini_case_audit_output/outputs/word/documents/002_إخطار بمطالبة مالية مقدم بتاريخ 14_7_2024م والخاص بالمبلغ المحكوم به للسيد_ عدنا.docx
+++ b/zaini_case_audit_output/outputs/word/documents/002_إخطار بمطالبة مالية مقدم بتاريخ 14_7_2024م والخاص بالمبلغ المحكوم به للسيد_ عدنا.docx
@@ -117,7 +117,7 @@
           <w:b w:val="0"/>
           <w:i w:val="0"/>
         </w:rPr>
-        <w:t>( امقر امقر ةميق ةميق ةيلاملاةيلاملا ) ةبلاطملا ةبلاطملا ةميق ةميق</w:t>
+        <w:t>قيمة قيمة المطالبة المطالبة ( الماليةالمالية قيمة قيمة رقما رقما )</w:t>
       </w:r>
     </w:p>
     <w:p>
@@ -130,7 +130,7 @@
           <w:b w:val="0"/>
           <w:i w:val="0"/>
         </w:rPr>
-        <w:t>صنصن راطخإلا راطخإلا 96779270.00 96779270.00 طقف طقف ةعست ةعست و ةتس ةتس و الاير الاير نوعبس نوعبس نوعست نوعست افلأ افلأ و ايدوعس ايدوعس ال انويلم انويلم و ناتئم ناتئم .ريغ .ريغ و ةئامعبس ةئامعبس نوعبس نوعبس و 2024-07-14 2024-07-14 2024-07-30 2024-07-30</w:t>
+        <w:t>2024-07-30 2024-07-30 2024-07-14 2024-07-14 و سبعون سبعون سبعمائة سبعمائة و غير. غير. مئتان مئتان و مليونا مليونا لا سعوديا سعوديا و ألفا ألفا تسعون تسعون سبعون سبعون ريالا ريالا و ستة ستة و تسعة تسعة فقط فقط 96779270.00 96779270.00 الإخطار الإخطار نصنص</w:t>
       </w:r>
     </w:p>
     <w:p>
@@ -143,7 +143,7 @@
           <w:b w:val="0"/>
           <w:i w:val="0"/>
         </w:rPr>
-        <w:t>تامدخ تامدخ غيلبتلا غيلبتلا يلدعلا يلدعلا ربع ربع .زجان .زجان يفيف لاح لاح مدع مدع ءافولا ءافولا دعب دعب يضم يضم ةدملا ةدملا ةددحملا ةددحملا .اماظن .اماظن مكنكميو مكنكميو عالطالا عالطالا ىلع ىلع ةفاك ةفاك ليصافت ليصافت راطخإلا راطخإلا نمنم لالخ لالخ مكغلبن مكغلبن راطخإب راطخإب ( ( ناندع ناندع دمحا دمحا سابع سابع ينيز ينيز ) ) ل ـ ـ ******( ******( 7301 7301 ) ) بلطب بلطب ( ( 440300010192 440300010192 .) .) مدقتيسو مدقتيسو بحاص بحاص بلطلا بلطلا ةمكحملل ةمكحملل</w:t>
+        <w:t>للمحكمة للمحكمة الطلب الطلب صاحب صاحب وسيتقدم وسيتقدم (. (. 440300010192 440300010192 ) ) بطلب بطلب ( ( 7301 7301 )****** )****** ـ ـ ل ( ( زيني زيني عباس عباس احمد احمد عدنان عدنان ) ) بإخطار بإخطار نبلغكم نبلغكم خلال خلال منمن الإخطار الإخطار تفاصيل تفاصيل كافة كافة على على الاطلاع الاطلاع ويمكنكم ويمكنكم نظاما. نظاما. المحددة المحددة المدة المدة مضي مضي بعد بعد الوفاء الوفاء عدم عدم حال حال فيفي ناجز. ناجز. عبر عبر العدلي العدلي التبليغ التبليغ خدمات خدمات</w:t>
       </w:r>
     </w:p>
     <w:p>
@@ -156,7 +156,7 @@
           <w:b w:val="0"/>
           <w:i w:val="0"/>
         </w:rPr>
-        <w:t>راطخإ راطخإ ةبلاطمب ةبلاطمب ةيلام ةيلام</w:t>
+        <w:t>مالية مالية بمطالبة بمطالبة إخطار إخطار</w:t>
       </w:r>
     </w:p>
     <w:sectPr>

--- a/zaini_case_audit_output/outputs/word/documents/002_إخطار بمطالبة مالية مقدم بتاريخ 14_7_2024م والخاص بالمبلغ المحكوم به للسيد_ عدنا.docx
+++ b/zaini_case_audit_output/outputs/word/documents/002_إخطار بمطالبة مالية مقدم بتاريخ 14_7_2024م والخاص بالمبلغ المحكوم به للسيد_ عدنا.docx
@@ -91,7 +91,7 @@
           <w:b w:val="0"/>
           <w:i w:val="0"/>
         </w:rPr>
-        <w:t>بلطلا خيرات خيرات ةيلاملا ةيلاملا ةبلاطملا ةبلاطملا تانايبتانايب ةبلاطملا ةبلاطملا ةيلاملا ةيلاملا ةليسو ةليسو راطخإلا راطخإلا لاوجلا لاوجلا لجسملا لجسملا رشبأب رشبأب 1008017301 1008017301 مسا مسا لبقتسم لبقتسم بلطلا بلطلا - مقر مقر ةيوه ةيوه لبقتسم لبقتسم بلطلا بلطلا 1008017301 1008017301 مسا مسا غلبملا غلبملا ناندع ناندع دمحا دمحا سابع سابع ينيز ينيز مقر مقر ةيوه ةيوه غلبملا غلبملا 1017092733 1017092733 مسا مسا مدقم مدقم بلطلا بلطلا دمحم دمحم نبنب زاوف زاوف نبنب رينم رينم يلعثلا يلعثلا مقر مقر ةيوه ةيوه مدقم مدقم بلطلا بلطلا 1098908278 1098908278 مقر مقر راطخإلا 440300010192 440300010192 راطخإلا</w:t>
+        <w:t>بلطلا خيرات ةيلاملا ةبلاطملا تانايب ةبلاطملا ةيلاملا ةليسو راطخإلا لاوجلا لجسملا رشبأب 1008017301 1008017301 مسا لبقتسم بلطلا - مقر ةيوه لبقتسم بلطلا 1008017301 1008017301 مسا غلبملا ناندع دمحا سابع ينيز مقر ةيوه غلبملا 1017092733 1017092733 مسا مدقم بلطلا دمحم نبنب زاوف نبنب رينم يلعثلا مقر ةيوه مدقم بلطلا 1098908278 1098908278 مقر راطخإلا 440300010192 440300010192 راطخإلا</w:t>
       </w:r>
     </w:p>
     <w:p>
@@ -104,7 +104,7 @@
           <w:b w:val="0"/>
           <w:i w:val="0"/>
         </w:rPr>
-        <w:t>( ةباتك ةباتك ةبلاطملا ) ةبلاطملا ةيلاملا ةيلاملا خيرات خيرات ميدقت ميدقت بلطلا</w:t>
+        <w:t>( ةباتك ةبلاطملا ) ةبلاطملا ةيلاملا خيرات ميدقت بلطلا</w:t>
       </w:r>
     </w:p>
     <w:p>
@@ -117,7 +117,7 @@
           <w:b w:val="0"/>
           <w:i w:val="0"/>
         </w:rPr>
-        <w:t>قيمة قيمة المطالبة المطالبة ( الماليةالمالية قيمة قيمة رقما رقما )</w:t>
+        <w:t>قيمة المطالبة ( المالية قيمة رقما )</w:t>
       </w:r>
     </w:p>
     <w:p>
@@ -130,7 +130,7 @@
           <w:b w:val="0"/>
           <w:i w:val="0"/>
         </w:rPr>
-        <w:t>2024-07-30 2024-07-30 2024-07-14 2024-07-14 و سبعون سبعون سبعمائة سبعمائة و غير. غير. مئتان مئتان و مليونا مليونا لا سعوديا سعوديا و ألفا ألفا تسعون تسعون سبعون سبعون ريالا ريالا و ستة ستة و تسعة تسعة فقط فقط 96779270.00 96779270.00 الإخطار الإخطار نصنص</w:t>
+        <w:t>2024-07-30 2024-07-30 2024-07-14 2024-07-14 و سبعون سبعمائة و غير. مئتان و مليونا لا سعوديا و ألفا تسعون سبعون ريالا و ستة و تسعة فقط 96779270.00 96779270.00 الإخطار نصنص</w:t>
       </w:r>
     </w:p>
     <w:p>
@@ -143,7 +143,7 @@
           <w:b w:val="0"/>
           <w:i w:val="0"/>
         </w:rPr>
-        <w:t>للمحكمة للمحكمة الطلب الطلب صاحب صاحب وسيتقدم وسيتقدم (. (. 440300010192 440300010192 ) ) بطلب بطلب ( ( 7301 7301 )****** )****** ـ ـ ل ( ( زيني زيني عباس عباس احمد احمد عدنان عدنان ) ) بإخطار بإخطار نبلغكم نبلغكم خلال خلال منمن الإخطار الإخطار تفاصيل تفاصيل كافة كافة على على الاطلاع الاطلاع ويمكنكم ويمكنكم نظاما. نظاما. المحددة المحددة المدة المدة مضي مضي بعد بعد الوفاء الوفاء عدم عدم حال حال فيفي ناجز. ناجز. عبر عبر العدلي العدلي التبليغ التبليغ خدمات خدمات</w:t>
+        <w:t>للمحكمة الطلب صاحب وسيتقدم (. (. 440300010192 440300010192 ) ) بطلب ( ( 7301 7301 )****** )****** ـ ـ ل ( ( زيني عباس احمد عدنان ) ) بإخطار نبلغكم خلال منمن الإخطار تفاصيل كافة على الاطلاع ويمكنكم نظاما. المحددة المدة مضي بعد الوفاء عدم حال فيفي ناجز. عبر العدلي التبليغ خدمات</w:t>
       </w:r>
     </w:p>
     <w:p>
@@ -156,7 +156,7 @@
           <w:b w:val="0"/>
           <w:i w:val="0"/>
         </w:rPr>
-        <w:t>مالية مالية بمطالبة بمطالبة إخطار إخطار</w:t>
+        <w:t>مالية بمطالبة إخطار</w:t>
       </w:r>
     </w:p>
     <w:sectPr>

--- a/zaini_case_audit_output/outputs/word/documents/002_إخطار بمطالبة مالية مقدم بتاريخ 14_7_2024م والخاص بالمبلغ المحكوم به للسيد_ عدنا.docx
+++ b/zaini_case_audit_output/outputs/word/documents/002_إخطار بمطالبة مالية مقدم بتاريخ 14_7_2024م والخاص بالمبلغ المحكوم به للسيد_ عدنا.docx
@@ -70,14 +70,13 @@
     <w:p/>
     <w:p>
       <w:pPr>
+        <w:pStyle w:val="Heading2"/>
         <w:jc w:val="right"/>
         <w:bidi/>
       </w:pPr>
       <w:r>
-        <w:rPr>
-          <w:b w:val="0"/>
-          <w:i w:val="0"/>
-        </w:rPr>
+        <w:t>[نص الضبط / الحكم — المتن الفعلي] ===</w:t>
+        <w:br/>
         <w:t>إخطار بمطالبة مالية</w:t>
       </w:r>
     </w:p>

--- a/zaini_case_audit_output/outputs/word/documents/002_إخطار بمطالبة مالية مقدم بتاريخ 14_7_2024م والخاص بالمبلغ المحكوم به للسيد_ عدنا.docx
+++ b/zaini_case_audit_output/outputs/word/documents/002_إخطار بمطالبة مالية مقدم بتاريخ 14_7_2024م والخاص بالمبلغ المحكوم به للسيد_ عدنا.docx
@@ -75,7 +75,7 @@
         <w:bidi/>
       </w:pPr>
       <w:r>
-        <w:t>[نص الضبط / الحكم — المتن الفعلي] ===</w:t>
+        <w:t>[المتن الفعلي: الوقائع / الأسباب / المنطوق] ===</w:t>
         <w:br/>
         <w:t>إخطار بمطالبة مالية</w:t>
       </w:r>

--- a/zaini_case_audit_output/outputs/word/documents/002_إخطار بمطالبة مالية مقدم بتاريخ 14_7_2024م والخاص بالمبلغ المحكوم به للسيد_ عدنا.docx
+++ b/zaini_case_audit_output/outputs/word/documents/002_إخطار بمطالبة مالية مقدم بتاريخ 14_7_2024م والخاص بالمبلغ المحكوم به للسيد_ عدنا.docx
@@ -90,7 +90,7 @@
           <w:b w:val="0"/>
           <w:i w:val="0"/>
         </w:rPr>
-        <w:t>بلطلا خيرات ةيلاملا ةبلاطملا تانايب ةبلاطملا ةيلاملا ةليسو راطخإلا لاوجلا لجسملا رشبأب 1008017301 1008017301 مسا لبقتسم بلطلا - مقر ةيوه لبقتسم بلطلا 1008017301 1008017301 مسا غلبملا ناندع دمحا سابع ينيز مقر ةيوه غلبملا 1017092733 1017092733 مسا مدقم بلطلا دمحم نبنب زاوف نبنب رينم يلعثلا مقر ةيوه مدقم بلطلا 1098908278 1098908278 مقر راطخإلا 440300010192 440300010192 راطخإلا</w:t>
+        <w:t>الإخطار 440300010192 440300010192 الإخطار رقم 1098908278 1098908278 الطلب مقدم هوية رقم الثعلي منير بنبن فواز بنبن محمد الطلب مقدم اسم 1017092733 1017092733 المبلغ هوية رقم زيني عباس احمد عدنان المبلغ اسم 1008017301 1008017301 الطلب مستقبل هوية رقم - الطلب مستقبل اسم 1008017301 1008017301 بأبشر المسجل الجوال الإخطار وسيلة المالية المطالبة بيانات المطالبة المالية تاريخ الطلب</w:t>
       </w:r>
     </w:p>
     <w:p>
@@ -103,7 +103,7 @@
           <w:b w:val="0"/>
           <w:i w:val="0"/>
         </w:rPr>
-        <w:t>( ةباتك ةبلاطملا ) ةبلاطملا ةيلاملا خيرات ميدقت بلطلا</w:t>
+        <w:t>الطلب تقديم تاريخ المالية المطالبة ( المطالبة كتابة )</w:t>
       </w:r>
     </w:p>
     <w:p>
